--- a/Контроллер/1- Запись в регистр блока  Базы.docx
+++ b/Контроллер/1- Запись в регистр блока  Базы.docx
@@ -6,8 +6,280 @@
       <w:pPr>
         <w:spacing w:after="0" w:line="240" w:lineRule="auto"/>
         <w:rPr>
-          <w:szCs w:val="30"/>
-          <w:lang w:val="en-US"/>
+          <w:rFonts w:ascii="Times New Roman" w:hAnsi="Times New Roman" w:cs="Times New Roman"/>
+          <w:b/>
+          <w:sz w:val="24"/>
+          <w:szCs w:val="24"/>
+          <w:lang w:val="ru-RU"/>
+        </w:rPr>
+      </w:pPr>
+      <w:r>
+        <w:rPr>
+          <w:rFonts w:ascii="Times New Roman" w:hAnsi="Times New Roman" w:cs="Times New Roman"/>
+          <w:b/>
+          <w:sz w:val="24"/>
+          <w:szCs w:val="24"/>
+          <w:lang w:val="ru-RU"/>
+        </w:rPr>
+        <w:t xml:space="preserve">            </w:t>
+      </w:r>
+      <w:r>
+        <w:rPr>
+          <w:rFonts w:ascii="Times New Roman" w:hAnsi="Times New Roman" w:cs="Times New Roman"/>
+          <w:b/>
+          <w:sz w:val="24"/>
+          <w:szCs w:val="24"/>
+          <w:lang w:val="ru-RU"/>
+        </w:rPr>
+        <w:t>Управление модулем Базы</w:t>
+      </w:r>
+    </w:p>
+    <w:p>
+      <w:pPr>
+        <w:spacing w:after="0" w:line="240" w:lineRule="auto"/>
+        <w:rPr>
+          <w:rFonts w:ascii="Times New Roman" w:hAnsi="Times New Roman" w:cs="Times New Roman"/>
+          <w:b/>
+          <w:sz w:val="24"/>
+          <w:szCs w:val="24"/>
+          <w:lang w:val="ru-RU"/>
+        </w:rPr>
+      </w:pPr>
+      <w:r>
+        <w:rPr>
+          <w:rFonts w:ascii="Times New Roman" w:hAnsi="Times New Roman" w:cs="Times New Roman"/>
+          <w:b/>
+          <w:sz w:val="24"/>
+          <w:szCs w:val="24"/>
+          <w:lang w:val="ru-RU"/>
+        </w:rPr>
+        <w:t xml:space="preserve"> </w:t>
+      </w:r>
+      <w:r>
+        <w:rPr>
+          <w:rFonts w:ascii="Times New Roman" w:hAnsi="Times New Roman" w:cs="Times New Roman"/>
+          <w:b/>
+          <w:sz w:val="24"/>
+          <w:szCs w:val="24"/>
+          <w:lang w:val="ru-RU"/>
+        </w:rPr>
+        <w:t xml:space="preserve">    </w:t>
+      </w:r>
+      <w:r>
+        <w:rPr>
+          <w:rFonts w:ascii="Times New Roman" w:hAnsi="Times New Roman" w:cs="Times New Roman"/>
+          <w:sz w:val="24"/>
+          <w:szCs w:val="24"/>
+          <w:lang w:val="ru-RU"/>
+        </w:rPr>
+        <w:t>В тестовой программе задействовано управление</w:t>
+      </w:r>
+      <w:r>
+        <w:rPr>
+          <w:rFonts w:ascii="Times New Roman" w:hAnsi="Times New Roman" w:cs="Times New Roman"/>
+          <w:b/>
+          <w:sz w:val="24"/>
+          <w:szCs w:val="24"/>
+          <w:lang w:val="ru-RU"/>
+        </w:rPr>
+        <w:t xml:space="preserve"> </w:t>
+      </w:r>
+      <w:r>
+        <w:rPr>
+          <w:rFonts w:ascii="Times New Roman" w:hAnsi="Times New Roman" w:cs="Times New Roman"/>
+          <w:b/>
+          <w:sz w:val="24"/>
+          <w:szCs w:val="24"/>
+          <w:lang w:val="en-US"/>
+        </w:rPr>
+        <w:t>DAC</w:t>
+      </w:r>
+      <w:r>
+        <w:rPr>
+          <w:rFonts w:ascii="Times New Roman" w:hAnsi="Times New Roman" w:cs="Times New Roman"/>
+          <w:b/>
+          <w:sz w:val="24"/>
+          <w:szCs w:val="24"/>
+          <w:lang w:val="ru-RU"/>
+        </w:rPr>
+        <w:t xml:space="preserve"> </w:t>
+      </w:r>
+      <w:r>
+        <w:rPr>
+          <w:rFonts w:ascii="Times New Roman" w:hAnsi="Times New Roman" w:cs="Times New Roman"/>
+          <w:sz w:val="24"/>
+          <w:szCs w:val="24"/>
+          <w:lang w:val="ru-RU"/>
+        </w:rPr>
+        <w:t>на плате и регистром</w:t>
+      </w:r>
+      <w:r>
+        <w:rPr>
+          <w:rFonts w:ascii="Times New Roman" w:hAnsi="Times New Roman" w:cs="Times New Roman"/>
+          <w:b/>
+          <w:sz w:val="24"/>
+          <w:szCs w:val="24"/>
+          <w:lang w:val="ru-RU"/>
+        </w:rPr>
+        <w:t xml:space="preserve"> 24 </w:t>
+      </w:r>
+      <w:r>
+        <w:rPr>
+          <w:rFonts w:ascii="Times New Roman" w:hAnsi="Times New Roman" w:cs="Times New Roman"/>
+          <w:sz w:val="24"/>
+          <w:szCs w:val="24"/>
+          <w:lang w:val="ru-RU"/>
+        </w:rPr>
+        <w:t>разряда</w:t>
+      </w:r>
+      <w:r>
+        <w:rPr>
+          <w:rFonts w:ascii="Times New Roman" w:hAnsi="Times New Roman" w:cs="Times New Roman"/>
+          <w:sz w:val="24"/>
+          <w:szCs w:val="24"/>
+          <w:lang w:val="ru-RU"/>
+        </w:rPr>
+        <w:t xml:space="preserve"> и </w:t>
+      </w:r>
+      <w:r>
+        <w:rPr>
+          <w:rFonts w:ascii="Times New Roman" w:hAnsi="Times New Roman" w:cs="Times New Roman"/>
+          <w:sz w:val="24"/>
+          <w:szCs w:val="24"/>
+          <w:lang w:val="en-US"/>
+        </w:rPr>
+        <w:t>DAC</w:t>
+      </w:r>
+      <w:r>
+        <w:rPr>
+          <w:rFonts w:ascii="Times New Roman" w:hAnsi="Times New Roman" w:cs="Times New Roman"/>
+          <w:sz w:val="24"/>
+          <w:szCs w:val="24"/>
+          <w:lang w:val="ru-RU"/>
+        </w:rPr>
+        <w:t xml:space="preserve">1, </w:t>
+      </w:r>
+      <w:r>
+        <w:rPr>
+          <w:rFonts w:ascii="Times New Roman" w:hAnsi="Times New Roman" w:cs="Times New Roman"/>
+          <w:sz w:val="24"/>
+          <w:szCs w:val="24"/>
+          <w:lang w:val="en-US"/>
+        </w:rPr>
+        <w:t>DAC</w:t>
+      </w:r>
+      <w:r>
+        <w:rPr>
+          <w:rFonts w:ascii="Times New Roman" w:hAnsi="Times New Roman" w:cs="Times New Roman"/>
+          <w:sz w:val="24"/>
+          <w:szCs w:val="24"/>
+          <w:lang w:val="ru-RU"/>
+        </w:rPr>
+        <w:t xml:space="preserve">2, </w:t>
+      </w:r>
+      <w:r>
+        <w:rPr>
+          <w:rFonts w:ascii="Times New Roman" w:hAnsi="Times New Roman" w:cs="Times New Roman"/>
+          <w:sz w:val="24"/>
+          <w:szCs w:val="24"/>
+          <w:lang w:val="en-US"/>
+        </w:rPr>
+        <w:t>ADC</w:t>
+      </w:r>
+      <w:r>
+        <w:rPr>
+          <w:rFonts w:ascii="Times New Roman" w:hAnsi="Times New Roman" w:cs="Times New Roman"/>
+          <w:sz w:val="24"/>
+          <w:szCs w:val="24"/>
+          <w:lang w:val="ru-RU"/>
+        </w:rPr>
+        <w:t xml:space="preserve"> </w:t>
+      </w:r>
+      <w:r>
+        <w:rPr>
+          <w:rFonts w:ascii="Times New Roman" w:hAnsi="Times New Roman" w:cs="Times New Roman"/>
+          <w:b/>
+          <w:sz w:val="24"/>
+          <w:szCs w:val="24"/>
+          <w:lang w:val="ru-RU"/>
+        </w:rPr>
+        <w:t>.</w:t>
+      </w:r>
+    </w:p>
+    <w:p>
+      <w:pPr>
+        <w:spacing w:after="0" w:line="240" w:lineRule="auto"/>
+        <w:rPr>
+          <w:rFonts w:ascii="Times New Roman" w:hAnsi="Times New Roman" w:cs="Times New Roman"/>
+          <w:b/>
+          <w:sz w:val="24"/>
+          <w:szCs w:val="24"/>
+          <w:lang w:val="ru-RU"/>
+        </w:rPr>
+      </w:pPr>
+      <w:r>
+        <w:rPr>
+          <w:rFonts w:ascii="Times New Roman" w:hAnsi="Times New Roman" w:cs="Times New Roman"/>
+          <w:b/>
+          <w:sz w:val="24"/>
+          <w:szCs w:val="24"/>
+          <w:lang w:val="ru-RU"/>
+        </w:rPr>
+        <w:t xml:space="preserve"> </w:t>
+      </w:r>
+      <w:r>
+        <w:rPr>
+          <w:rFonts w:ascii="Times New Roman" w:hAnsi="Times New Roman" w:cs="Times New Roman"/>
+          <w:sz w:val="24"/>
+          <w:szCs w:val="24"/>
+          <w:lang w:val="ru-RU"/>
+        </w:rPr>
+        <w:t>Используются следующие сигналы</w:t>
+      </w:r>
+      <w:r>
+        <w:rPr>
+          <w:rFonts w:ascii="Times New Roman" w:hAnsi="Times New Roman" w:cs="Times New Roman"/>
+          <w:sz w:val="24"/>
+          <w:szCs w:val="24"/>
+          <w:lang w:val="ru-RU"/>
+        </w:rPr>
+        <w:t xml:space="preserve"> </w:t>
+      </w:r>
+      <w:r>
+        <w:rPr>
+          <w:rFonts w:ascii="Times New Roman" w:hAnsi="Times New Roman" w:cs="Times New Roman"/>
+          <w:sz w:val="24"/>
+          <w:szCs w:val="24"/>
+          <w:lang w:val="ru-RU"/>
+        </w:rPr>
+        <w:t>для записи в регистр</w:t>
+      </w:r>
+      <w:r>
+        <w:rPr>
+          <w:rFonts w:ascii="Times New Roman" w:hAnsi="Times New Roman" w:cs="Times New Roman"/>
+          <w:b/>
+          <w:sz w:val="24"/>
+          <w:szCs w:val="24"/>
+          <w:lang w:val="ru-RU"/>
+        </w:rPr>
+        <w:t>:</w:t>
+      </w:r>
+    </w:p>
+    <w:p>
+      <w:pPr>
+        <w:spacing w:after="0" w:line="240" w:lineRule="auto"/>
+        <w:rPr>
+          <w:szCs w:val="30"/>
+          <w:lang w:val="ru-RU"/>
+        </w:rPr>
+      </w:pPr>
+    </w:p>
+    <w:p>
+      <w:pPr>
+        <w:spacing w:after="0" w:line="240" w:lineRule="auto"/>
+        <w:rPr>
+          <w:szCs w:val="30"/>
+          <w:lang w:val="ru-RU"/>
         </w:rPr>
       </w:pPr>
       <w:r>
@@ -97,7 +369,7 @@
         <w:spacing w:after="0" w:line="240" w:lineRule="auto"/>
         <w:rPr>
           <w:szCs w:val="30"/>
-          <w:lang w:val="en-US"/>
+          <w:lang w:val="ru-RU"/>
         </w:rPr>
       </w:pPr>
       <w:r>
@@ -167,9 +439,23 @@
       <w:r>
         <w:rPr>
           <w:szCs w:val="30"/>
-          <w:lang w:val="en-US"/>
-        </w:rPr>
-        <w:t xml:space="preserve">“ENRGB” </w:t>
+          <w:lang w:val="ru-RU"/>
+        </w:rPr>
+        <w:t>“</w:t>
+      </w:r>
+      <w:r>
+        <w:rPr>
+          <w:szCs w:val="30"/>
+          <w:lang w:val="en-US"/>
+        </w:rPr>
+        <w:t>ENRGB</w:t>
+      </w:r>
+      <w:r>
+        <w:rPr>
+          <w:szCs w:val="30"/>
+          <w:lang w:val="ru-RU"/>
+        </w:rPr>
+        <w:t xml:space="preserve">” </w:t>
       </w:r>
       <w:r>
         <w:rPr>
@@ -181,7 +467,7 @@
       <w:r>
         <w:rPr>
           <w:szCs w:val="30"/>
-          <w:lang w:val="en-US"/>
+          <w:lang w:val="ru-RU"/>
         </w:rPr>
         <w:t xml:space="preserve"> </w:t>
       </w:r>
@@ -191,20 +477,20 @@
         <w:spacing w:after="0" w:line="240" w:lineRule="auto"/>
         <w:rPr>
           <w:szCs w:val="30"/>
-          <w:lang w:val="en-US"/>
-        </w:rPr>
-      </w:pPr>
-      <w:r>
-        <w:rPr>
-          <w:szCs w:val="30"/>
-          <w:lang w:val="en-US"/>
+          <w:lang w:val="ru-RU"/>
+        </w:rPr>
+      </w:pPr>
+      <w:r>
+        <w:rPr>
+          <w:szCs w:val="30"/>
+          <w:lang w:val="ru-RU"/>
         </w:rPr>
         <w:t xml:space="preserve">    </w:t>
       </w:r>
       <w:r>
         <w:rPr>
           <w:szCs w:val="30"/>
-          <w:lang w:val="en-US"/>
+          <w:lang w:val="ru-RU"/>
         </w:rPr>
         <w:t xml:space="preserve"> </w:t>
       </w:r>
@@ -220,7 +506,28 @@
           <w:szCs w:val="30"/>
           <w:lang w:val="en-US"/>
         </w:rPr>
-        <w:t xml:space="preserve">STM32F4, </w:t>
+        <w:t>STM</w:t>
+      </w:r>
+      <w:r>
+        <w:rPr>
+          <w:szCs w:val="30"/>
+          <w:lang w:val="ru-RU"/>
+        </w:rPr>
+        <w:t>32</w:t>
+      </w:r>
+      <w:r>
+        <w:rPr>
+          <w:szCs w:val="30"/>
+          <w:lang w:val="en-US"/>
+        </w:rPr>
+        <w:t>F</w:t>
+      </w:r>
+      <w:r>
+        <w:rPr>
+          <w:szCs w:val="30"/>
+          <w:lang w:val="ru-RU"/>
+        </w:rPr>
+        <w:t xml:space="preserve">4, </w:t>
       </w:r>
       <w:r>
         <w:rPr>
@@ -234,7 +541,28 @@
           <w:szCs w:val="30"/>
           <w:lang w:val="en-US"/>
         </w:rPr>
-        <w:t>PC1 pin. 27.</w:t>
+        <w:t>PC</w:t>
+      </w:r>
+      <w:r>
+        <w:rPr>
+          <w:szCs w:val="30"/>
+          <w:lang w:val="ru-RU"/>
+        </w:rPr>
+        <w:t xml:space="preserve">1 </w:t>
+      </w:r>
+      <w:r>
+        <w:rPr>
+          <w:szCs w:val="30"/>
+          <w:lang w:val="en-US"/>
+        </w:rPr>
+        <w:t>pin</w:t>
+      </w:r>
+      <w:r>
+        <w:rPr>
+          <w:szCs w:val="30"/>
+          <w:lang w:val="ru-RU"/>
+        </w:rPr>
+        <w:t>. 27.</w:t>
       </w:r>
     </w:p>
     <w:p>
@@ -685,7 +1013,7 @@
       <w:r>
         <w:rPr>
           <w:szCs w:val="30"/>
-          <w:lang w:val="en-US"/>
+          <w:lang w:val="ru-RU"/>
         </w:rPr>
         <w:t xml:space="preserve"> - </w:t>
       </w:r>
@@ -757,7 +1085,7 @@
       <w:r>
         <w:rPr>
           <w:szCs w:val="30"/>
-          <w:lang w:val="en-US"/>
+          <w:lang w:val="ru-RU"/>
         </w:rPr>
         <w:t xml:space="preserve"> - </w:t>
       </w:r>
@@ -811,7 +1139,7 @@
         <w:spacing w:after="0" w:line="240" w:lineRule="auto"/>
         <w:rPr>
           <w:szCs w:val="30"/>
-          <w:lang w:val="en-US"/>
+          <w:lang w:val="ru-RU"/>
         </w:rPr>
       </w:pPr>
       <w:r>
@@ -971,7 +1299,7 @@
         <w:spacing w:after="0" w:line="240" w:lineRule="auto"/>
         <w:rPr>
           <w:szCs w:val="30"/>
-          <w:lang w:val="en-US"/>
+          <w:lang w:val="ru-RU"/>
         </w:rPr>
       </w:pPr>
       <w:r>
@@ -1087,7 +1415,7 @@
         <w:spacing w:after="0" w:line="240" w:lineRule="auto"/>
         <w:rPr>
           <w:szCs w:val="30"/>
-          <w:lang w:val="en-US"/>
+          <w:lang w:val="ru-RU"/>
         </w:rPr>
       </w:pPr>
       <w:r>
@@ -1149,7 +1477,7 @@
       <w:r>
         <w:rPr>
           <w:szCs w:val="30"/>
-          <w:lang w:val="en-US"/>
+          <w:lang w:val="ru-RU"/>
         </w:rPr>
         <w:t>0</w:t>
       </w:r>
@@ -1319,9 +1647,964 @@
         <w:spacing w:after="0" w:line="240" w:lineRule="auto"/>
         <w:rPr>
           <w:szCs w:val="30"/>
-          <w:lang w:val="ru-RU"/>
-        </w:rPr>
-      </w:pPr>
+          <w:lang w:val="en-US"/>
+        </w:rPr>
+      </w:pPr>
+      <w:r>
+        <w:rPr>
+          <w:szCs w:val="30"/>
+          <w:lang w:val="en-US"/>
+        </w:rPr>
+        <w:t xml:space="preserve">      - </w:t>
+      </w:r>
+      <w:r>
+        <w:rPr>
+          <w:szCs w:val="30"/>
+          <w:lang w:val="en-US"/>
+        </w:rPr>
+        <w:t>ENRGB</w:t>
+      </w:r>
+      <w:r>
+        <w:rPr>
+          <w:szCs w:val="30"/>
+          <w:lang w:val="en-US"/>
+        </w:rPr>
+        <w:t xml:space="preserve">   - </w:t>
+      </w:r>
+      <w:r>
+        <w:rPr>
+          <w:szCs w:val="30"/>
+          <w:lang w:val="en-US"/>
+        </w:rPr>
+        <w:t>pin.10 XP4;</w:t>
+      </w:r>
+    </w:p>
+    <w:p>
+      <w:pPr>
+        <w:spacing w:after="0" w:line="240" w:lineRule="auto"/>
+        <w:rPr>
+          <w:szCs w:val="30"/>
+          <w:lang w:val="en-US"/>
+        </w:rPr>
+      </w:pPr>
+      <w:r>
+        <w:rPr>
+          <w:szCs w:val="30"/>
+          <w:lang w:val="en-US"/>
+        </w:rPr>
+        <w:t xml:space="preserve">      - CLK</w:t>
+      </w:r>
+      <w:r>
+        <w:rPr>
+          <w:szCs w:val="30"/>
+          <w:lang w:val="en-US"/>
+        </w:rPr>
+        <w:t>1_</w:t>
+      </w:r>
+      <w:r>
+        <w:rPr>
+          <w:szCs w:val="30"/>
+          <w:lang w:val="en-US"/>
+        </w:rPr>
+        <w:t>DAC</w:t>
+      </w:r>
+      <w:proofErr w:type="gramStart"/>
+      <w:r>
+        <w:rPr>
+          <w:szCs w:val="30"/>
+          <w:lang w:val="en-US"/>
+        </w:rPr>
+        <w:t xml:space="preserve">- </w:t>
+      </w:r>
+      <w:r>
+        <w:rPr>
+          <w:szCs w:val="30"/>
+          <w:lang w:val="en-US"/>
+        </w:rPr>
+        <w:t xml:space="preserve"> </w:t>
+      </w:r>
+      <w:r>
+        <w:rPr>
+          <w:szCs w:val="30"/>
+          <w:lang w:val="en-US"/>
+        </w:rPr>
+        <w:t>–</w:t>
+      </w:r>
+      <w:proofErr w:type="gramEnd"/>
+      <w:r>
+        <w:rPr>
+          <w:szCs w:val="30"/>
+          <w:lang w:val="en-US"/>
+        </w:rPr>
+        <w:t xml:space="preserve"> pin.5 XP4;</w:t>
+      </w:r>
+      <w:r>
+        <w:rPr>
+          <w:szCs w:val="30"/>
+          <w:lang w:val="en-US"/>
+        </w:rPr>
+        <w:t xml:space="preserve"> </w:t>
+      </w:r>
+    </w:p>
+    <w:p>
+      <w:pPr>
+        <w:spacing w:after="0" w:line="240" w:lineRule="auto"/>
+        <w:rPr>
+          <w:szCs w:val="30"/>
+          <w:lang w:val="en-US"/>
+        </w:rPr>
+      </w:pPr>
+      <w:r>
+        <w:rPr>
+          <w:szCs w:val="30"/>
+          <w:lang w:val="en-US"/>
+        </w:rPr>
+        <w:t xml:space="preserve">     - CLK</w:t>
+      </w:r>
+      <w:r>
+        <w:rPr>
+          <w:szCs w:val="30"/>
+          <w:lang w:val="en-US"/>
+        </w:rPr>
+        <w:t>1_</w:t>
+      </w:r>
+      <w:r>
+        <w:rPr>
+          <w:szCs w:val="30"/>
+          <w:lang w:val="en-US"/>
+        </w:rPr>
+        <w:t>DAC</w:t>
+      </w:r>
+      <w:proofErr w:type="gramStart"/>
+      <w:r>
+        <w:rPr>
+          <w:szCs w:val="30"/>
+          <w:lang w:val="en-US"/>
+        </w:rPr>
+        <w:t xml:space="preserve">+ </w:t>
+      </w:r>
+      <w:r>
+        <w:rPr>
+          <w:szCs w:val="30"/>
+          <w:lang w:val="en-US"/>
+        </w:rPr>
+        <w:t xml:space="preserve"> </w:t>
+      </w:r>
+      <w:r>
+        <w:rPr>
+          <w:szCs w:val="30"/>
+          <w:lang w:val="en-US"/>
+        </w:rPr>
+        <w:t>–</w:t>
+      </w:r>
+      <w:proofErr w:type="gramEnd"/>
+      <w:r>
+        <w:rPr>
+          <w:szCs w:val="30"/>
+          <w:lang w:val="en-US"/>
+        </w:rPr>
+        <w:t xml:space="preserve"> pin.6 XP4;</w:t>
+      </w:r>
+    </w:p>
+    <w:p>
+      <w:pPr>
+        <w:spacing w:after="0" w:line="240" w:lineRule="auto"/>
+        <w:rPr>
+          <w:szCs w:val="30"/>
+          <w:lang w:val="en-US"/>
+        </w:rPr>
+      </w:pPr>
+      <w:r>
+        <w:rPr>
+          <w:szCs w:val="30"/>
+          <w:lang w:val="en-US"/>
+        </w:rPr>
+        <w:t xml:space="preserve">     - DAT</w:t>
+      </w:r>
+      <w:r>
+        <w:rPr>
+          <w:szCs w:val="30"/>
+          <w:lang w:val="en-US"/>
+        </w:rPr>
+        <w:t>1_</w:t>
+      </w:r>
+      <w:r>
+        <w:rPr>
+          <w:szCs w:val="30"/>
+          <w:lang w:val="en-US"/>
+        </w:rPr>
+        <w:t>DAC</w:t>
+      </w:r>
+      <w:proofErr w:type="gramStart"/>
+      <w:r>
+        <w:rPr>
+          <w:szCs w:val="30"/>
+          <w:lang w:val="en-US"/>
+        </w:rPr>
+        <w:t>-  -</w:t>
+      </w:r>
+      <w:proofErr w:type="gramEnd"/>
+      <w:r>
+        <w:rPr>
+          <w:szCs w:val="30"/>
+          <w:lang w:val="en-US"/>
+        </w:rPr>
+        <w:t xml:space="preserve"> pin.2 XP4;</w:t>
+      </w:r>
+    </w:p>
+    <w:p>
+      <w:pPr>
+        <w:spacing w:after="0" w:line="240" w:lineRule="auto"/>
+        <w:rPr>
+          <w:szCs w:val="30"/>
+          <w:lang w:val="ru-RU"/>
+        </w:rPr>
+      </w:pPr>
+      <w:r>
+        <w:rPr>
+          <w:szCs w:val="30"/>
+          <w:lang w:val="ru-RU"/>
+        </w:rPr>
+        <w:t xml:space="preserve">     - </w:t>
+      </w:r>
+      <w:r>
+        <w:rPr>
+          <w:szCs w:val="30"/>
+          <w:lang w:val="en-US"/>
+        </w:rPr>
+        <w:t>DAT</w:t>
+      </w:r>
+      <w:r>
+        <w:rPr>
+          <w:szCs w:val="30"/>
+          <w:lang w:val="ru-RU"/>
+        </w:rPr>
+        <w:t>1_</w:t>
+      </w:r>
+      <w:r>
+        <w:rPr>
+          <w:szCs w:val="30"/>
+          <w:lang w:val="en-US"/>
+        </w:rPr>
+        <w:t>DAC</w:t>
+      </w:r>
+      <w:r>
+        <w:rPr>
+          <w:szCs w:val="30"/>
+          <w:lang w:val="ru-RU"/>
+        </w:rPr>
+        <w:t xml:space="preserve">+  - </w:t>
+      </w:r>
+      <w:r>
+        <w:rPr>
+          <w:szCs w:val="30"/>
+          <w:lang w:val="en-US"/>
+        </w:rPr>
+        <w:t>pin</w:t>
+      </w:r>
+      <w:r>
+        <w:rPr>
+          <w:szCs w:val="30"/>
+          <w:lang w:val="ru-RU"/>
+        </w:rPr>
+        <w:t xml:space="preserve">.3 </w:t>
+      </w:r>
+      <w:r>
+        <w:rPr>
+          <w:szCs w:val="30"/>
+          <w:lang w:val="en-US"/>
+        </w:rPr>
+        <w:t>XP</w:t>
+      </w:r>
+      <w:r>
+        <w:rPr>
+          <w:szCs w:val="30"/>
+          <w:lang w:val="ru-RU"/>
+        </w:rPr>
+        <w:t>4</w:t>
+      </w:r>
+    </w:p>
+    <w:p>
+      <w:pPr>
+        <w:spacing w:after="0" w:line="240" w:lineRule="auto"/>
+        <w:rPr>
+          <w:rFonts w:ascii="Times New Roman" w:hAnsi="Times New Roman" w:cs="Times New Roman"/>
+          <w:b/>
+          <w:sz w:val="24"/>
+          <w:szCs w:val="24"/>
+          <w:lang w:val="ru-RU"/>
+        </w:rPr>
+      </w:pPr>
+      <w:r>
+        <w:rPr>
+          <w:szCs w:val="30"/>
+          <w:lang w:val="ru-RU"/>
+        </w:rPr>
+        <w:t xml:space="preserve">3.  </w:t>
+      </w:r>
+      <w:r>
+        <w:rPr>
+          <w:rFonts w:ascii="Times New Roman" w:hAnsi="Times New Roman" w:cs="Times New Roman"/>
+          <w:sz w:val="24"/>
+          <w:szCs w:val="24"/>
+          <w:lang w:val="ru-RU"/>
+        </w:rPr>
+        <w:t>Используются следующие сигналы</w:t>
+      </w:r>
+      <w:r>
+        <w:rPr>
+          <w:rFonts w:ascii="Times New Roman" w:hAnsi="Times New Roman" w:cs="Times New Roman"/>
+          <w:sz w:val="24"/>
+          <w:szCs w:val="24"/>
+          <w:lang w:val="ru-RU"/>
+        </w:rPr>
+        <w:t xml:space="preserve"> </w:t>
+      </w:r>
+      <w:r>
+        <w:rPr>
+          <w:rFonts w:ascii="Times New Roman" w:hAnsi="Times New Roman" w:cs="Times New Roman"/>
+          <w:sz w:val="24"/>
+          <w:szCs w:val="24"/>
+          <w:lang w:val="ru-RU"/>
+        </w:rPr>
+        <w:t xml:space="preserve">для записи в </w:t>
+      </w:r>
+      <w:r>
+        <w:rPr>
+          <w:rFonts w:ascii="Times New Roman" w:hAnsi="Times New Roman" w:cs="Times New Roman"/>
+          <w:sz w:val="24"/>
+          <w:szCs w:val="24"/>
+          <w:lang w:val="en-US"/>
+        </w:rPr>
+        <w:t>DAC</w:t>
+      </w:r>
+      <w:r>
+        <w:rPr>
+          <w:rFonts w:ascii="Times New Roman" w:hAnsi="Times New Roman" w:cs="Times New Roman"/>
+          <w:sz w:val="24"/>
+          <w:szCs w:val="24"/>
+          <w:lang w:val="ru-RU"/>
+        </w:rPr>
+        <w:t xml:space="preserve">1 </w:t>
+      </w:r>
+      <w:r>
+        <w:rPr>
+          <w:rFonts w:ascii="Times New Roman" w:hAnsi="Times New Roman" w:cs="Times New Roman"/>
+          <w:sz w:val="24"/>
+          <w:szCs w:val="24"/>
+          <w:lang w:val="ru-RU"/>
+        </w:rPr>
+        <w:t xml:space="preserve">и </w:t>
+      </w:r>
+      <w:r>
+        <w:rPr>
+          <w:rFonts w:ascii="Times New Roman" w:hAnsi="Times New Roman" w:cs="Times New Roman"/>
+          <w:sz w:val="24"/>
+          <w:szCs w:val="24"/>
+          <w:lang w:val="en-US"/>
+        </w:rPr>
+        <w:t>DAC</w:t>
+      </w:r>
+      <w:r>
+        <w:rPr>
+          <w:rFonts w:ascii="Times New Roman" w:hAnsi="Times New Roman" w:cs="Times New Roman"/>
+          <w:sz w:val="24"/>
+          <w:szCs w:val="24"/>
+          <w:lang w:val="ru-RU"/>
+        </w:rPr>
+        <w:t>2</w:t>
+      </w:r>
+      <w:r>
+        <w:rPr>
+          <w:rFonts w:ascii="Times New Roman" w:hAnsi="Times New Roman" w:cs="Times New Roman"/>
+          <w:b/>
+          <w:sz w:val="24"/>
+          <w:szCs w:val="24"/>
+          <w:lang w:val="ru-RU"/>
+        </w:rPr>
+        <w:t>:</w:t>
+      </w:r>
+    </w:p>
+    <w:p>
+      <w:pPr>
+        <w:spacing w:after="0" w:line="240" w:lineRule="auto"/>
+        <w:rPr>
+          <w:szCs w:val="30"/>
+          <w:lang w:val="en-US"/>
+        </w:rPr>
+      </w:pPr>
+      <w:r>
+        <w:rPr>
+          <w:szCs w:val="30"/>
+          <w:lang w:val="en-US"/>
+        </w:rPr>
+        <w:t xml:space="preserve">      - </w:t>
+      </w:r>
+      <w:r>
+        <w:rPr>
+          <w:szCs w:val="30"/>
+          <w:lang w:val="en-US"/>
+        </w:rPr>
+        <w:t>END1B</w:t>
+      </w:r>
+      <w:r>
+        <w:rPr>
+          <w:szCs w:val="30"/>
+          <w:lang w:val="en-US"/>
+        </w:rPr>
+        <w:t xml:space="preserve">   - </w:t>
+      </w:r>
+      <w:r>
+        <w:rPr>
+          <w:szCs w:val="30"/>
+          <w:lang w:val="en-US"/>
+        </w:rPr>
+        <w:t xml:space="preserve">pin.8 XP4 – </w:t>
+      </w:r>
+      <w:r>
+        <w:rPr>
+          <w:szCs w:val="30"/>
+          <w:lang w:val="ru-RU"/>
+        </w:rPr>
+        <w:t>для</w:t>
+      </w:r>
+      <w:r>
+        <w:rPr>
+          <w:szCs w:val="30"/>
+          <w:lang w:val="en-US"/>
+        </w:rPr>
+        <w:t xml:space="preserve"> </w:t>
+      </w:r>
+      <w:r>
+        <w:rPr>
+          <w:szCs w:val="30"/>
+          <w:lang w:val="en-US"/>
+        </w:rPr>
+        <w:t>DAC1</w:t>
+      </w:r>
+      <w:r>
+        <w:rPr>
+          <w:szCs w:val="30"/>
+          <w:lang w:val="en-US"/>
+        </w:rPr>
+        <w:t xml:space="preserve"> – 14 bit</w:t>
+      </w:r>
+      <w:r>
+        <w:rPr>
+          <w:szCs w:val="30"/>
+          <w:lang w:val="en-US"/>
+        </w:rPr>
+        <w:t>;</w:t>
+      </w:r>
+    </w:p>
+    <w:p>
+      <w:pPr>
+        <w:spacing w:after="0" w:line="240" w:lineRule="auto"/>
+        <w:rPr>
+          <w:szCs w:val="30"/>
+          <w:lang w:val="en-US"/>
+        </w:rPr>
+      </w:pPr>
+      <w:r>
+        <w:rPr>
+          <w:szCs w:val="30"/>
+          <w:lang w:val="en-US"/>
+        </w:rPr>
+        <w:t xml:space="preserve">      </w:t>
+      </w:r>
+      <w:r>
+        <w:rPr>
+          <w:szCs w:val="30"/>
+          <w:lang w:val="en-US"/>
+        </w:rPr>
+        <w:t xml:space="preserve">- </w:t>
+      </w:r>
+      <w:r>
+        <w:rPr>
+          <w:szCs w:val="30"/>
+          <w:lang w:val="en-US"/>
+        </w:rPr>
+        <w:t>END1B</w:t>
+      </w:r>
+      <w:r>
+        <w:rPr>
+          <w:szCs w:val="30"/>
+          <w:lang w:val="en-US"/>
+        </w:rPr>
+        <w:t xml:space="preserve">   - </w:t>
+      </w:r>
+      <w:r>
+        <w:rPr>
+          <w:szCs w:val="30"/>
+          <w:lang w:val="en-US"/>
+        </w:rPr>
+        <w:t xml:space="preserve">pin.9 XP4 - </w:t>
+      </w:r>
+      <w:r>
+        <w:rPr>
+          <w:szCs w:val="30"/>
+          <w:lang w:val="ru-RU"/>
+        </w:rPr>
+        <w:t>для</w:t>
+      </w:r>
+      <w:r>
+        <w:rPr>
+          <w:szCs w:val="30"/>
+          <w:lang w:val="en-US"/>
+        </w:rPr>
+        <w:t xml:space="preserve"> </w:t>
+      </w:r>
+      <w:r>
+        <w:rPr>
+          <w:szCs w:val="30"/>
+          <w:lang w:val="en-US"/>
+        </w:rPr>
+        <w:t>DAC2</w:t>
+      </w:r>
+      <w:r>
+        <w:rPr>
+          <w:szCs w:val="30"/>
+          <w:lang w:val="en-US"/>
+        </w:rPr>
+        <w:t xml:space="preserve"> – 8 bit</w:t>
+      </w:r>
+      <w:r>
+        <w:rPr>
+          <w:szCs w:val="30"/>
+          <w:lang w:val="en-US"/>
+        </w:rPr>
+        <w:t>;</w:t>
+      </w:r>
+    </w:p>
+    <w:p>
+      <w:pPr>
+        <w:spacing w:after="0" w:line="240" w:lineRule="auto"/>
+        <w:rPr>
+          <w:szCs w:val="30"/>
+          <w:lang w:val="en-US"/>
+        </w:rPr>
+      </w:pPr>
+      <w:r>
+        <w:rPr>
+          <w:szCs w:val="30"/>
+          <w:lang w:val="en-US"/>
+        </w:rPr>
+        <w:t xml:space="preserve">      - CLK</w:t>
+      </w:r>
+      <w:r>
+        <w:rPr>
+          <w:szCs w:val="30"/>
+          <w:lang w:val="en-US"/>
+        </w:rPr>
+        <w:t>1_</w:t>
+      </w:r>
+      <w:r>
+        <w:rPr>
+          <w:szCs w:val="30"/>
+          <w:lang w:val="en-US"/>
+        </w:rPr>
+        <w:t>DAC</w:t>
+      </w:r>
+      <w:proofErr w:type="gramStart"/>
+      <w:r>
+        <w:rPr>
+          <w:szCs w:val="30"/>
+          <w:lang w:val="en-US"/>
+        </w:rPr>
+        <w:t xml:space="preserve">- </w:t>
+      </w:r>
+      <w:r>
+        <w:rPr>
+          <w:szCs w:val="30"/>
+          <w:lang w:val="en-US"/>
+        </w:rPr>
+        <w:t xml:space="preserve"> </w:t>
+      </w:r>
+      <w:r>
+        <w:rPr>
+          <w:szCs w:val="30"/>
+          <w:lang w:val="en-US"/>
+        </w:rPr>
+        <w:t>–</w:t>
+      </w:r>
+      <w:proofErr w:type="gramEnd"/>
+      <w:r>
+        <w:rPr>
+          <w:szCs w:val="30"/>
+          <w:lang w:val="en-US"/>
+        </w:rPr>
+        <w:t xml:space="preserve"> pin.5 XP4;</w:t>
+      </w:r>
+      <w:r>
+        <w:rPr>
+          <w:szCs w:val="30"/>
+          <w:lang w:val="en-US"/>
+        </w:rPr>
+        <w:t xml:space="preserve"> </w:t>
+      </w:r>
+    </w:p>
+    <w:p>
+      <w:pPr>
+        <w:spacing w:after="0" w:line="240" w:lineRule="auto"/>
+        <w:rPr>
+          <w:szCs w:val="30"/>
+          <w:lang w:val="en-US"/>
+        </w:rPr>
+      </w:pPr>
+      <w:r>
+        <w:rPr>
+          <w:szCs w:val="30"/>
+          <w:lang w:val="en-US"/>
+        </w:rPr>
+        <w:t xml:space="preserve">     - CLK</w:t>
+      </w:r>
+      <w:r>
+        <w:rPr>
+          <w:szCs w:val="30"/>
+          <w:lang w:val="en-US"/>
+        </w:rPr>
+        <w:t>1_</w:t>
+      </w:r>
+      <w:r>
+        <w:rPr>
+          <w:szCs w:val="30"/>
+          <w:lang w:val="en-US"/>
+        </w:rPr>
+        <w:t>DAC</w:t>
+      </w:r>
+      <w:proofErr w:type="gramStart"/>
+      <w:r>
+        <w:rPr>
+          <w:szCs w:val="30"/>
+          <w:lang w:val="en-US"/>
+        </w:rPr>
+        <w:t xml:space="preserve">+ </w:t>
+      </w:r>
+      <w:r>
+        <w:rPr>
+          <w:szCs w:val="30"/>
+          <w:lang w:val="en-US"/>
+        </w:rPr>
+        <w:t xml:space="preserve"> </w:t>
+      </w:r>
+      <w:r>
+        <w:rPr>
+          <w:szCs w:val="30"/>
+          <w:lang w:val="en-US"/>
+        </w:rPr>
+        <w:t>–</w:t>
+      </w:r>
+      <w:proofErr w:type="gramEnd"/>
+      <w:r>
+        <w:rPr>
+          <w:szCs w:val="30"/>
+          <w:lang w:val="en-US"/>
+        </w:rPr>
+        <w:t xml:space="preserve"> pin.6 XP4;</w:t>
+      </w:r>
+    </w:p>
+    <w:p>
+      <w:pPr>
+        <w:spacing w:after="0" w:line="240" w:lineRule="auto"/>
+        <w:rPr>
+          <w:szCs w:val="30"/>
+          <w:lang w:val="en-US"/>
+        </w:rPr>
+      </w:pPr>
+      <w:r>
+        <w:rPr>
+          <w:szCs w:val="30"/>
+          <w:lang w:val="en-US"/>
+        </w:rPr>
+        <w:t xml:space="preserve">     - DAT</w:t>
+      </w:r>
+      <w:r>
+        <w:rPr>
+          <w:szCs w:val="30"/>
+          <w:lang w:val="en-US"/>
+        </w:rPr>
+        <w:t>1_</w:t>
+      </w:r>
+      <w:r>
+        <w:rPr>
+          <w:szCs w:val="30"/>
+          <w:lang w:val="en-US"/>
+        </w:rPr>
+        <w:t>DAC</w:t>
+      </w:r>
+      <w:proofErr w:type="gramStart"/>
+      <w:r>
+        <w:rPr>
+          <w:szCs w:val="30"/>
+          <w:lang w:val="en-US"/>
+        </w:rPr>
+        <w:t>-  -</w:t>
+      </w:r>
+      <w:proofErr w:type="gramEnd"/>
+      <w:r>
+        <w:rPr>
+          <w:szCs w:val="30"/>
+          <w:lang w:val="en-US"/>
+        </w:rPr>
+        <w:t xml:space="preserve"> pin.2 XP4;</w:t>
+      </w:r>
+    </w:p>
+    <w:p>
+      <w:pPr>
+        <w:spacing w:after="0" w:line="240" w:lineRule="auto"/>
+        <w:rPr>
+          <w:szCs w:val="30"/>
+          <w:lang w:val="ru-RU"/>
+        </w:rPr>
+      </w:pPr>
+      <w:r>
+        <w:rPr>
+          <w:szCs w:val="30"/>
+          <w:lang w:val="en-US"/>
+        </w:rPr>
+        <w:t xml:space="preserve">     </w:t>
+      </w:r>
+      <w:r>
+        <w:rPr>
+          <w:szCs w:val="30"/>
+          <w:lang w:val="ru-RU"/>
+        </w:rPr>
+        <w:t xml:space="preserve">- </w:t>
+      </w:r>
+      <w:r>
+        <w:rPr>
+          <w:szCs w:val="30"/>
+          <w:lang w:val="en-US"/>
+        </w:rPr>
+        <w:t>DAT</w:t>
+      </w:r>
+      <w:r>
+        <w:rPr>
+          <w:szCs w:val="30"/>
+          <w:lang w:val="ru-RU"/>
+        </w:rPr>
+        <w:t>1_</w:t>
+      </w:r>
+      <w:r>
+        <w:rPr>
+          <w:szCs w:val="30"/>
+          <w:lang w:val="en-US"/>
+        </w:rPr>
+        <w:t>DAC</w:t>
+      </w:r>
+      <w:r>
+        <w:rPr>
+          <w:szCs w:val="30"/>
+          <w:lang w:val="ru-RU"/>
+        </w:rPr>
+        <w:t xml:space="preserve">+  - </w:t>
+      </w:r>
+      <w:r>
+        <w:rPr>
+          <w:szCs w:val="30"/>
+          <w:lang w:val="en-US"/>
+        </w:rPr>
+        <w:t>pin</w:t>
+      </w:r>
+      <w:r>
+        <w:rPr>
+          <w:szCs w:val="30"/>
+          <w:lang w:val="ru-RU"/>
+        </w:rPr>
+        <w:t xml:space="preserve">.3 </w:t>
+      </w:r>
+      <w:r>
+        <w:rPr>
+          <w:szCs w:val="30"/>
+          <w:lang w:val="en-US"/>
+        </w:rPr>
+        <w:t>XP</w:t>
+      </w:r>
+      <w:r>
+        <w:rPr>
+          <w:szCs w:val="30"/>
+          <w:lang w:val="ru-RU"/>
+        </w:rPr>
+        <w:t>4</w:t>
+      </w:r>
+    </w:p>
+    <w:p>
+      <w:pPr>
+        <w:spacing w:after="0" w:line="240" w:lineRule="auto"/>
+        <w:rPr>
+          <w:szCs w:val="30"/>
+          <w:lang w:val="ru-RU"/>
+        </w:rPr>
+      </w:pPr>
+      <w:r>
+        <w:rPr>
+          <w:szCs w:val="30"/>
+          <w:lang w:val="ru-RU"/>
+        </w:rPr>
+        <w:t xml:space="preserve">  Активный уровень выбора </w:t>
+      </w:r>
+      <w:r>
+        <w:rPr>
+          <w:szCs w:val="30"/>
+          <w:lang w:val="en-US"/>
+        </w:rPr>
+        <w:t>DAC</w:t>
+      </w:r>
+      <w:r>
+        <w:rPr>
+          <w:szCs w:val="30"/>
+          <w:lang w:val="ru-RU"/>
+        </w:rPr>
+        <w:t>1,</w:t>
+      </w:r>
+      <w:r>
+        <w:rPr>
+          <w:szCs w:val="30"/>
+          <w:lang w:val="en-US"/>
+        </w:rPr>
+        <w:t>DAC</w:t>
+      </w:r>
+      <w:r>
+        <w:rPr>
+          <w:szCs w:val="30"/>
+          <w:lang w:val="ru-RU"/>
+        </w:rPr>
+        <w:t xml:space="preserve">2 </w:t>
+      </w:r>
+      <w:r>
+        <w:rPr>
+          <w:szCs w:val="30"/>
+          <w:lang w:val="ru-RU"/>
+        </w:rPr>
+        <w:t>–</w:t>
+      </w:r>
+      <w:r>
+        <w:rPr>
+          <w:szCs w:val="30"/>
+          <w:lang w:val="ru-RU"/>
+        </w:rPr>
+        <w:t xml:space="preserve"> </w:t>
+      </w:r>
+      <w:r>
+        <w:rPr>
+          <w:szCs w:val="30"/>
+          <w:lang w:val="ru-RU"/>
+        </w:rPr>
+        <w:t xml:space="preserve">лог. </w:t>
+      </w:r>
+      <w:r>
+        <w:rPr>
+          <w:szCs w:val="30"/>
+          <w:lang w:val="ru-RU"/>
+        </w:rPr>
+        <w:t>“1”.</w:t>
+      </w:r>
+    </w:p>
+    <w:p>
+      <w:pPr>
+        <w:spacing w:after="0" w:line="240" w:lineRule="auto"/>
+        <w:rPr>
+          <w:szCs w:val="30"/>
+          <w:lang w:val="en-US"/>
+        </w:rPr>
+      </w:pPr>
+      <w:r>
+        <w:rPr>
+          <w:szCs w:val="30"/>
+          <w:lang w:val="ru-RU"/>
+        </w:rPr>
+        <w:t>Порядок записи как для последовательного регистра.</w:t>
+      </w:r>
+    </w:p>
+    <w:p>
+      <w:pPr>
+        <w:spacing w:after="0" w:line="240" w:lineRule="auto"/>
+        <w:rPr>
+          <w:szCs w:val="30"/>
+          <w:lang w:val="ru-RU"/>
+        </w:rPr>
+      </w:pPr>
+      <w:r>
+        <w:rPr>
+          <w:szCs w:val="30"/>
+          <w:lang w:val="ru-RU"/>
+        </w:rPr>
+        <w:t xml:space="preserve">4.  </w:t>
+      </w:r>
+      <w:r>
+        <w:rPr>
+          <w:szCs w:val="30"/>
+          <w:lang w:val="ru-RU"/>
+        </w:rPr>
+        <w:t xml:space="preserve">Проверки работы </w:t>
+      </w:r>
+      <w:r>
+        <w:rPr>
+          <w:szCs w:val="30"/>
+          <w:lang w:val="en-US"/>
+        </w:rPr>
+        <w:t>ADC</w:t>
+      </w:r>
+      <w:r>
+        <w:rPr>
+          <w:szCs w:val="30"/>
+          <w:lang w:val="ru-RU"/>
+        </w:rPr>
+        <w:t xml:space="preserve"> </w:t>
+      </w:r>
+      <w:r>
+        <w:rPr>
+          <w:szCs w:val="30"/>
+          <w:lang w:val="ru-RU"/>
+        </w:rPr>
+        <w:t xml:space="preserve">не выполняется, так как требуется подключение дополнительного модуля формирователя развертки </w:t>
+      </w:r>
+      <w:proofErr w:type="gramStart"/>
+      <w:r>
+        <w:rPr>
+          <w:szCs w:val="30"/>
+          <w:lang w:val="ru-RU"/>
+        </w:rPr>
+        <w:t xml:space="preserve">( </w:t>
+      </w:r>
+      <w:proofErr w:type="gramEnd"/>
+      <w:r>
+        <w:rPr>
+          <w:szCs w:val="30"/>
+          <w:lang w:val="ru-RU"/>
+        </w:rPr>
+        <w:t xml:space="preserve">необходим сигнал </w:t>
+      </w:r>
+      <w:r>
+        <w:rPr>
+          <w:szCs w:val="30"/>
+          <w:lang w:val="en-US"/>
+        </w:rPr>
+        <w:t>LINE</w:t>
+      </w:r>
+      <w:r>
+        <w:rPr>
+          <w:szCs w:val="30"/>
+          <w:lang w:val="ru-RU"/>
+        </w:rPr>
+        <w:t>).</w:t>
+      </w:r>
+    </w:p>
+    <w:p>
+      <w:pPr>
+        <w:spacing w:after="0" w:line="240" w:lineRule="auto"/>
+        <w:rPr>
+          <w:szCs w:val="30"/>
+          <w:lang w:val="ru-RU"/>
+        </w:rPr>
+      </w:pPr>
+      <w:r>
+        <w:rPr>
+          <w:szCs w:val="30"/>
+          <w:lang w:val="ru-RU"/>
+        </w:rPr>
+        <w:t xml:space="preserve">   </w:t>
+      </w:r>
     </w:p>
     <w:sectPr>
       <w:pgSz w:w="11906" w:h="16838"/>
@@ -2044,7 +3327,7 @@
   <a:extraClrSchemeLst/>
   <a:extLst>
     <a:ext uri="{05A4C25C-085E-4340-85A3-A5531E510DB2}">
-      <thm15:themeFamily xmlns="" xmlns:thm15="http://schemas.microsoft.com/office/thememl/2012/main" name="Office Theme" id="{62F939B6-93AF-4DB8-9C6B-D6C7DFDC589F}" vid="{4A3C46E8-61CC-4603-A589-7422A47A8E4A}"/>
+      <thm15:themeFamily xmlns:thm15="http://schemas.microsoft.com/office/thememl/2012/main" xmlns="" name="Office Theme" id="{62F939B6-93AF-4DB8-9C6B-D6C7DFDC589F}" vid="{4A3C46E8-61CC-4603-A589-7422A47A8E4A}"/>
     </a:ext>
   </a:extLst>
 </a:theme>
